--- a/TP Final 2.docx
+++ b/TP Final 2.docx
@@ -88,16 +88,25 @@
     </w:p>
     <w:p>
       <w:r>
+        <w:rPr>
+          <w:highlight w:val="green"/>
+        </w:rPr>
         <w:t>Detectar nulos.</w:t>
       </w:r>
     </w:p>
     <w:p>
       <w:r>
+        <w:rPr>
+          <w:highlight w:val="green"/>
+        </w:rPr>
         <w:t>Eliminar duplicados.</w:t>
       </w:r>
     </w:p>
     <w:p>
       <w:r>
+        <w:rPr>
+          <w:highlight w:val="green"/>
+        </w:rPr>
         <w:t>Corregir tipos.</w:t>
       </w:r>
     </w:p>

--- a/TP Final 2.docx
+++ b/TP Final 2.docx
@@ -91,6 +91,12 @@
         <w:rPr>
           <w:highlight w:val="green"/>
         </w:rPr>
+        <w:t>-</w:t>
+      </w:r>
+      <w:r>
+        <w:rPr>
+          <w:highlight w:val="green"/>
+        </w:rPr>
         <w:t>Detectar nulos.</w:t>
       </w:r>
     </w:p>
@@ -99,6 +105,12 @@
         <w:rPr>
           <w:highlight w:val="green"/>
         </w:rPr>
+        <w:t>-</w:t>
+      </w:r>
+      <w:r>
+        <w:rPr>
+          <w:highlight w:val="green"/>
+        </w:rPr>
         <w:t>Eliminar duplicados.</w:t>
       </w:r>
     </w:p>
@@ -107,24 +119,145 @@
         <w:rPr>
           <w:highlight w:val="green"/>
         </w:rPr>
+        <w:t>-</w:t>
+      </w:r>
+      <w:r>
+        <w:rPr>
+          <w:highlight w:val="green"/>
+        </w:rPr>
         <w:t>Corregir tipos.</w:t>
       </w:r>
     </w:p>
     <w:p>
       <w:r>
+        <w:rPr>
+          <w:highlight w:val="green"/>
+        </w:rPr>
+        <w:t>-</w:t>
+      </w:r>
+      <w:r>
+        <w:rPr>
+          <w:highlight w:val="green"/>
+        </w:rPr>
         <w:t>Convertir salarios si es necesario.</w:t>
       </w:r>
-    </w:p>
-    <w:p>
-      <w:r>
+      <w:r>
+        <w:rPr>
+          <w:highlight w:val="green"/>
+        </w:rPr>
+        <w:t>(</w:t>
+      </w:r>
+      <w:r>
+        <w:t xml:space="preserve">se utilizo la columna in </w:t>
+      </w:r>
+      <w:proofErr w:type="spellStart"/>
+      <w:r>
+        <w:t>usd</w:t>
+      </w:r>
+      <w:proofErr w:type="spellEnd"/>
+      <w:r>
+        <w:t xml:space="preserve">, </w:t>
+      </w:r>
+      <w:r>
+        <w:t xml:space="preserve">que contiene los salarios convertidos em </w:t>
+      </w:r>
+      <w:proofErr w:type="spellStart"/>
+      <w:r>
+        <w:t>Dolares</w:t>
+      </w:r>
+      <w:proofErr w:type="spellEnd"/>
+      <w:r>
+        <w:t xml:space="preserve"> (</w:t>
+      </w:r>
+      <w:proofErr w:type="spellStart"/>
+      <w:r>
+        <w:t>eeuu</w:t>
+      </w:r>
+      <w:proofErr w:type="spellEnd"/>
+      <w:r>
+        <w:t>)</w:t>
+      </w:r>
+      <w:r>
+        <w:t xml:space="preserve"> lo que permite comparar los ingresos de manera uniforme entre distintos países y monedas</w:t>
+      </w:r>
+      <w:r>
+        <w:t>)</w:t>
+      </w:r>
+    </w:p>
+    <w:p>
+      <w:r>
+        <w:rPr>
+          <w:highlight w:val="green"/>
+        </w:rPr>
+        <w:t>-</w:t>
+      </w:r>
+      <w:r>
+        <w:rPr>
+          <w:highlight w:val="green"/>
+        </w:rPr>
         <w:t>Crear columna de rango salarial.</w:t>
       </w:r>
     </w:p>
     <w:p>
       <w:r>
+        <w:t>-</w:t>
+      </w:r>
+      <w:r>
         <w:t>Crear columna de experiencia simplificada.</w:t>
       </w:r>
     </w:p>
+    <w:p>
+      <w:r>
+        <w:t xml:space="preserve">( </w:t>
+      </w:r>
+      <w:r>
+        <w:t>Se realizo la limpieza del conjunto de datos eliminando la columna in</w:t>
+      </w:r>
+      <w:r>
+        <w:t xml:space="preserve">necesaria, verificando la ausencia de valores nulos, y registros duplicados </w:t>
+      </w:r>
+      <w:r>
+        <w:t xml:space="preserve">comprobando los tipos de </w:t>
+      </w:r>
+      <w:r>
+        <w:t>datos y utilizando la columna Salary _in _</w:t>
+      </w:r>
+      <w:proofErr w:type="spellStart"/>
+      <w:r>
+        <w:t>usd</w:t>
+      </w:r>
+      <w:proofErr w:type="spellEnd"/>
+      <w:r>
+        <w:t xml:space="preserve">, la cual ya contiene salarios convertidos </w:t>
+      </w:r>
+      <w:r>
+        <w:t>, se creo las columna rango salarial</w:t>
+      </w:r>
+      <w:r>
+        <w:t xml:space="preserve"> identificando</w:t>
+      </w:r>
+      <w:r>
+        <w:t xml:space="preserve"> salarios(</w:t>
+      </w:r>
+      <w:proofErr w:type="spellStart"/>
+      <w:r>
+        <w:t>bajo,medio</w:t>
+      </w:r>
+      <w:proofErr w:type="spellEnd"/>
+      <w:r>
+        <w:t>, medio-alto, alto, superalto</w:t>
+      </w:r>
+      <w:r>
+        <w:t xml:space="preserve"> </w:t>
+      </w:r>
+      <w:r>
+        <w:t xml:space="preserve"> y experiencia simplif</w:t>
+      </w:r>
+      <w:r>
+        <w:t>icada)</w:t>
+      </w:r>
+    </w:p>
+    <w:p/>
     <w:p>
       <w:pPr>
         <w:rPr>
@@ -183,6 +316,7 @@
     </w:p>
     <w:p>
       <w:r>
+        <w:lastRenderedPageBreak/>
         <w:t>¿Qué tendencias observan?</w:t>
       </w:r>
     </w:p>
@@ -240,7 +374,6 @@
     <w:p>
       <w:proofErr w:type="spellStart"/>
       <w:r>
-        <w:lastRenderedPageBreak/>
         <w:t>Countplot</w:t>
       </w:r>
       <w:proofErr w:type="spellEnd"/>

--- a/TP Final 2.docx
+++ b/TP Final 2.docx
@@ -139,14 +139,22 @@
         <w:rPr>
           <w:highlight w:val="green"/>
         </w:rPr>
-        <w:t>Convertir salarios si es necesario.</w:t>
-      </w:r>
+        <w:t xml:space="preserve">Convertir salarios si es </w:t>
+      </w:r>
+      <w:proofErr w:type="gramStart"/>
       <w:r>
         <w:rPr>
           <w:highlight w:val="green"/>
         </w:rPr>
+        <w:t>necesario.</w:t>
+      </w:r>
+      <w:r>
+        <w:rPr>
+          <w:highlight w:val="green"/>
+        </w:rPr>
         <w:t>(</w:t>
       </w:r>
+      <w:proofErr w:type="gramEnd"/>
       <w:r>
         <w:t xml:space="preserve">se utilizo la columna in </w:t>
       </w:r>
@@ -200,18 +208,29 @@
     </w:p>
     <w:p>
       <w:r>
+        <w:rPr>
+          <w:highlight w:val="green"/>
+        </w:rPr>
         <w:t>-</w:t>
       </w:r>
       <w:r>
+        <w:rPr>
+          <w:highlight w:val="green"/>
+        </w:rPr>
         <w:t>Crear columna de experiencia simplificada.</w:t>
       </w:r>
     </w:p>
     <w:p>
+      <w:proofErr w:type="gramStart"/>
       <w:r>
         <w:t xml:space="preserve">( </w:t>
       </w:r>
       <w:r>
-        <w:t>Se realizo la limpieza del conjunto de datos eliminando la columna in</w:t>
+        <w:t>Se</w:t>
+      </w:r>
+      <w:proofErr w:type="gramEnd"/>
+      <w:r>
+        <w:t xml:space="preserve"> realizo la limpieza del conjunto de datos eliminando la columna in</w:t>
       </w:r>
       <w:r>
         <w:t xml:space="preserve">necesaria, verificando la ausencia de valores nulos, y registros duplicados </w:t>
@@ -228,33 +247,86 @@
       </w:r>
       <w:proofErr w:type="spellEnd"/>
       <w:r>
-        <w:t xml:space="preserve">, la cual ya contiene salarios convertidos </w:t>
-      </w:r>
-      <w:r>
-        <w:t>, se creo las columna rango salarial</w:t>
+        <w:t xml:space="preserve">, la cual ya contiene salarios </w:t>
+      </w:r>
+      <w:proofErr w:type="gramStart"/>
+      <w:r>
+        <w:t xml:space="preserve">convertidos </w:t>
+      </w:r>
+      <w:r>
+        <w:t>,</w:t>
+      </w:r>
+      <w:proofErr w:type="gramEnd"/>
+      <w:r>
+        <w:t xml:space="preserve"> se creo </w:t>
+      </w:r>
+      <w:proofErr w:type="gramStart"/>
+      <w:r>
+        <w:t>las columna</w:t>
+      </w:r>
+      <w:proofErr w:type="gramEnd"/>
+      <w:r>
+        <w:t xml:space="preserve"> rango salarial</w:t>
       </w:r>
       <w:r>
         <w:t xml:space="preserve"> identificando</w:t>
       </w:r>
       <w:r>
-        <w:t xml:space="preserve"> salarios(</w:t>
+        <w:t xml:space="preserve"> </w:t>
+      </w:r>
+      <w:proofErr w:type="gramStart"/>
+      <w:r>
+        <w:t>salarios(</w:t>
       </w:r>
       <w:proofErr w:type="spellStart"/>
       <w:r>
         <w:t>bajo,medio</w:t>
       </w:r>
       <w:proofErr w:type="spellEnd"/>
-      <w:r>
-        <w:t>, medio-alto, alto, superalto</w:t>
+      <w:proofErr w:type="gramEnd"/>
+      <w:r>
+        <w:t xml:space="preserve">, medio-alto, alto, </w:t>
+      </w:r>
+      <w:proofErr w:type="gramStart"/>
+      <w:r>
+        <w:t>superalto</w:t>
       </w:r>
       <w:r>
         <w:t xml:space="preserve"> </w:t>
       </w:r>
       <w:r>
-        <w:t xml:space="preserve"> y experiencia simplif</w:t>
-      </w:r>
-      <w:r>
-        <w:t>icada)</w:t>
+        <w:t xml:space="preserve"> y</w:t>
+      </w:r>
+      <w:proofErr w:type="gramEnd"/>
+      <w:r>
+        <w:t xml:space="preserve"> experiencia </w:t>
+      </w:r>
+      <w:proofErr w:type="gramStart"/>
+      <w:r>
+        <w:t>simplif</w:t>
+      </w:r>
+      <w:r>
+        <w:t>icada</w:t>
+      </w:r>
+      <w:r>
+        <w:t xml:space="preserve">( </w:t>
+      </w:r>
+      <w:r>
+        <w:t>Inicial</w:t>
+      </w:r>
+      <w:proofErr w:type="gramEnd"/>
+      <w:r>
+        <w:t xml:space="preserve">, junior, </w:t>
+      </w:r>
+      <w:proofErr w:type="spellStart"/>
+      <w:proofErr w:type="gramStart"/>
+      <w:r>
+        <w:t>senior,ejecutivo</w:t>
+      </w:r>
+      <w:proofErr w:type="spellEnd"/>
+      <w:proofErr w:type="gramEnd"/>
+      <w:r>
+        <w:t>)</w:t>
       </w:r>
     </w:p>
     <w:p/>
@@ -311,12 +383,12 @@
     </w:p>
     <w:p>
       <w:r>
+        <w:lastRenderedPageBreak/>
         <w:t>¿Qué moneda aparece con mayor frecuencia?</w:t>
       </w:r>
     </w:p>
     <w:p>
       <w:r>
-        <w:lastRenderedPageBreak/>
         <w:t>¿Qué tendencias observan?</w:t>
       </w:r>
     </w:p>

--- a/TP Final 2.docx
+++ b/TP Final 2.docx
@@ -1,6 +1,6 @@
 
 <file path=word/document.xml><?xml version="1.0" encoding="utf-8"?>
-<w:document xmlns:wpc="http://schemas.microsoft.com/office/word/2010/wordprocessingCanvas" xmlns:cx="http://schemas.microsoft.com/office/drawing/2014/chartex" xmlns:cx1="http://schemas.microsoft.com/office/drawing/2015/9/8/chartex" xmlns:cx2="http://schemas.microsoft.com/office/drawing/2015/10/21/chartex" xmlns:cx3="http://schemas.microsoft.com/office/drawing/2016/5/9/chartex" xmlns:cx4="http://schemas.microsoft.com/office/drawing/2016/5/10/chartex" xmlns:cx5="http://schemas.microsoft.com/office/drawing/2016/5/11/chartex" xmlns:cx6="http://schemas.microsoft.com/office/drawing/2016/5/12/chartex" xmlns:cx7="http://schemas.microsoft.com/office/drawing/2016/5/13/chartex" xmlns:cx8="http://schemas.microsoft.com/office/drawing/2016/5/14/chartex" xmlns:mc="http://schemas.openxmlformats.org/markup-compatibility/2006" xmlns:aink="http://schemas.microsoft.com/office/drawing/2016/ink" xmlns:am3d="http://schemas.microsoft.com/office/drawing/2017/model3d" xmlns:o="urn:schemas-microsoft-com:office:office" xmlns:oel="http://schemas.microsoft.com/office/2019/extlst" xmlns:r="http://schemas.openxmlformats.org/officeDocument/2006/relationships" xmlns:m="http://schemas.openxmlformats.org/officeDocument/2006/math" xmlns:v="urn:schemas-microsoft-com:vml" xmlns:wp14="http://schemas.microsoft.com/office/word/2010/wordprocessingDrawing" xmlns:wp="http://schemas.openxmlformats.org/drawingml/2006/wordprocessingDrawing" xmlns:w10="urn:schemas-microsoft-com:office:word" xmlns:w="http://schemas.openxmlformats.org/wordprocessingml/2006/main" xmlns:w14="http://schemas.microsoft.com/office/word/2010/wordml" xmlns:w15="http://schemas.microsoft.com/office/word/2012/wordml" xmlns:w16cex="http://schemas.microsoft.com/office/word/2018/wordml/cex" xmlns:w16cid="http://schemas.microsoft.com/office/word/2016/wordml/cid" xmlns:w16="http://schemas.microsoft.com/office/word/2018/wordml" xmlns:w16du="http://schemas.microsoft.com/office/word/2023/wordml/word16du" xmlns:w16sdtdh="http://schemas.microsoft.com/office/word/2020/wordml/sdtdatahash" xmlns:w16sdtfl="http://schemas.microsoft.com/office/word/2024/wordml/sdtformatlock" xmlns:w16se="http://schemas.microsoft.com/office/word/2015/wordml/symex" xmlns:wpg="http://schemas.microsoft.com/office/word/2010/wordprocessingGroup" xmlns:wpi="http://schemas.microsoft.com/office/word/2010/wordprocessingInk" xmlns:wne="http://schemas.microsoft.com/office/word/2006/wordml" xmlns:wps="http://schemas.microsoft.com/office/word/2010/wordprocessingShape" mc:Ignorable="w14 w15 w16se w16cid w16 w16cex w16sdtdh w16sdtfl w16du wp14">
+<w:document xmlns:wpc="http://schemas.microsoft.com/office/word/2010/wordprocessingCanvas" xmlns:cx="http://schemas.microsoft.com/office/drawing/2014/chartex" xmlns:cx1="http://schemas.microsoft.com/office/drawing/2015/9/8/chartex" xmlns:cx2="http://schemas.microsoft.com/office/drawing/2015/10/21/chartex" xmlns:cx3="http://schemas.microsoft.com/office/drawing/2016/5/9/chartex" xmlns:cx4="http://schemas.microsoft.com/office/drawing/2016/5/10/chartex" xmlns:cx5="http://schemas.microsoft.com/office/drawing/2016/5/11/chartex" xmlns:cx6="http://schemas.microsoft.com/office/drawing/2016/5/12/chartex" xmlns:cx7="http://schemas.microsoft.com/office/drawing/2016/5/13/chartex" xmlns:cx8="http://schemas.microsoft.com/office/drawing/2016/5/14/chartex" xmlns:mc="http://schemas.openxmlformats.org/markup-compatibility/2006" xmlns:aink="http://schemas.microsoft.com/office/drawing/2016/ink" xmlns:am3d="http://schemas.microsoft.com/office/drawing/2017/model3d" xmlns:o="urn:schemas-microsoft-com:office:office" xmlns:oel="http://schemas.microsoft.com/office/2019/extlst" xmlns:r="http://schemas.openxmlformats.org/officeDocument/2006/relationships" xmlns:m="http://schemas.openxmlformats.org/officeDocument/2006/math" xmlns:v="urn:schemas-microsoft-com:vml" xmlns:wp14="http://schemas.microsoft.com/office/word/2010/wordprocessingDrawing" xmlns:wp="http://schemas.openxmlformats.org/drawingml/2006/wordprocessingDrawing" xmlns:w10="urn:schemas-microsoft-com:office:word" xmlns:w="http://schemas.openxmlformats.org/wordprocessingml/2006/main" xmlns:w14="http://schemas.microsoft.com/office/word/2010/wordml" xmlns:w15="http://schemas.microsoft.com/office/word/2012/wordml" xmlns:w16cei="http://schemas.microsoft.com/office/word/2026/wordml/cei" xmlns:w16cex="http://schemas.microsoft.com/office/word/2018/wordml/cex" xmlns:w16cid="http://schemas.microsoft.com/office/word/2016/wordml/cid" xmlns:w16="http://schemas.microsoft.com/office/word/2018/wordml" xmlns:w16du="http://schemas.microsoft.com/office/word/2023/wordml/word16du" xmlns:w16sdtdh="http://schemas.microsoft.com/office/word/2020/wordml/sdtdatahash" xmlns:w16sdtfl="http://schemas.microsoft.com/office/word/2024/wordml/sdtformatlock" xmlns:w16se="http://schemas.microsoft.com/office/word/2015/wordml/symex" xmlns:wpg="http://schemas.microsoft.com/office/word/2010/wordprocessingGroup" xmlns:wpi="http://schemas.microsoft.com/office/word/2010/wordprocessingInk" xmlns:wne="http://schemas.microsoft.com/office/word/2006/wordml" xmlns:wps="http://schemas.microsoft.com/office/word/2010/wordprocessingShape" mc:Ignorable="w14 w15 w16se w16cid w16 w16cex w16sdtdh w16sdtfl w16du wp14">
   <w:body>
     <w:p>
       <w:r>
@@ -358,37 +358,61 @@
     </w:p>
     <w:p>
       <w:r>
-        <w:t>¿Qué puesto tiene el salario promedio más alto?</w:t>
-      </w:r>
-    </w:p>
-    <w:p>
-      <w:r>
+        <w:t>¿</w:t>
+      </w:r>
+      <w:r>
+        <w:rPr>
+          <w:highlight w:val="green"/>
+        </w:rPr>
+        <w:t>Qué puesto tiene el salario promedio más alto?</w:t>
+      </w:r>
+    </w:p>
+    <w:p>
+      <w:r>
+        <w:rPr>
+          <w:highlight w:val="green"/>
+        </w:rPr>
         <w:t>¿Qué nivel de experiencia gana más?</w:t>
       </w:r>
     </w:p>
     <w:p>
       <w:r>
+        <w:rPr>
+          <w:highlight w:val="green"/>
+        </w:rPr>
         <w:t>¿Qué países pagan mejores salarios?</w:t>
       </w:r>
     </w:p>
     <w:p>
       <w:r>
+        <w:rPr>
+          <w:highlight w:val="green"/>
+        </w:rPr>
         <w:t>¿Existe diferencia entre trabajo remoto y presencial?</w:t>
       </w:r>
     </w:p>
     <w:p>
       <w:r>
+        <w:rPr>
+          <w:highlight w:val="green"/>
+        </w:rPr>
         <w:t>¿Qué tamaño de empresa paga mejor?</w:t>
       </w:r>
     </w:p>
     <w:p>
       <w:r>
+        <w:rPr>
+          <w:highlight w:val="green"/>
+        </w:rPr>
         <w:lastRenderedPageBreak/>
         <w:t>¿Qué moneda aparece con mayor frecuencia?</w:t>
       </w:r>
     </w:p>
     <w:p>
       <w:r>
+        <w:rPr>
+          <w:highlight w:val="green"/>
+        </w:rPr>
         <w:t>¿Qué tendencias observan?</w:t>
       </w:r>
     </w:p>
@@ -420,56 +444,89 @@
     </w:p>
     <w:p>
       <w:r>
+        <w:rPr>
+          <w:highlight w:val="green"/>
+        </w:rPr>
         <w:t>Histograma de salarios.</w:t>
       </w:r>
     </w:p>
     <w:p>
       <w:proofErr w:type="spellStart"/>
       <w:r>
+        <w:rPr>
+          <w:highlight w:val="green"/>
+        </w:rPr>
         <w:t>Boxplot</w:t>
       </w:r>
       <w:proofErr w:type="spellEnd"/>
       <w:r>
+        <w:rPr>
+          <w:highlight w:val="green"/>
+        </w:rPr>
         <w:t xml:space="preserve"> por experiencia.</w:t>
       </w:r>
     </w:p>
     <w:p>
       <w:proofErr w:type="spellStart"/>
       <w:r>
+        <w:rPr>
+          <w:highlight w:val="green"/>
+        </w:rPr>
         <w:t>Barplot</w:t>
       </w:r>
       <w:proofErr w:type="spellEnd"/>
       <w:r>
+        <w:rPr>
+          <w:highlight w:val="green"/>
+        </w:rPr>
         <w:t xml:space="preserve"> por país.</w:t>
       </w:r>
     </w:p>
     <w:p>
       <w:proofErr w:type="spellStart"/>
       <w:r>
+        <w:rPr>
+          <w:highlight w:val="green"/>
+        </w:rPr>
         <w:t>Countplot</w:t>
       </w:r>
       <w:proofErr w:type="spellEnd"/>
       <w:r>
+        <w:rPr>
+          <w:highlight w:val="green"/>
+        </w:rPr>
         <w:t xml:space="preserve"> por tamaño de empresa.</w:t>
       </w:r>
     </w:p>
     <w:p>
       <w:proofErr w:type="spellStart"/>
       <w:r>
+        <w:rPr>
+          <w:highlight w:val="green"/>
+        </w:rPr>
         <w:t>Boxplot</w:t>
       </w:r>
       <w:proofErr w:type="spellEnd"/>
       <w:r>
+        <w:rPr>
+          <w:highlight w:val="green"/>
+        </w:rPr>
         <w:t xml:space="preserve"> por modalidad remota.</w:t>
       </w:r>
     </w:p>
     <w:p>
       <w:proofErr w:type="spellStart"/>
       <w:r>
+        <w:rPr>
+          <w:highlight w:val="green"/>
+        </w:rPr>
         <w:t>Heatmap</w:t>
       </w:r>
       <w:proofErr w:type="spellEnd"/>
       <w:r>
+        <w:rPr>
+          <w:highlight w:val="green"/>
+        </w:rPr>
         <w:t>.</w:t>
       </w:r>
     </w:p>
@@ -529,7 +586,10 @@
     </w:p>
     <w:p>
       <w:r>
-        <w:t>Países.</w:t>
+        <w:t>Países</w:t>
+      </w:r>
+      <w:r>
+        <w:t>.</w:t>
       </w:r>
     </w:p>
     <w:p>

--- a/TP Final 2.docx
+++ b/TP Final 2.docx
@@ -1,6 +1,6 @@
 
 <file path=word/document.xml><?xml version="1.0" encoding="utf-8"?>
-<w:document xmlns:wpc="http://schemas.microsoft.com/office/word/2010/wordprocessingCanvas" xmlns:cx="http://schemas.microsoft.com/office/drawing/2014/chartex" xmlns:cx1="http://schemas.microsoft.com/office/drawing/2015/9/8/chartex" xmlns:cx2="http://schemas.microsoft.com/office/drawing/2015/10/21/chartex" xmlns:cx3="http://schemas.microsoft.com/office/drawing/2016/5/9/chartex" xmlns:cx4="http://schemas.microsoft.com/office/drawing/2016/5/10/chartex" xmlns:cx5="http://schemas.microsoft.com/office/drawing/2016/5/11/chartex" xmlns:cx6="http://schemas.microsoft.com/office/drawing/2016/5/12/chartex" xmlns:cx7="http://schemas.microsoft.com/office/drawing/2016/5/13/chartex" xmlns:cx8="http://schemas.microsoft.com/office/drawing/2016/5/14/chartex" xmlns:mc="http://schemas.openxmlformats.org/markup-compatibility/2006" xmlns:aink="http://schemas.microsoft.com/office/drawing/2016/ink" xmlns:am3d="http://schemas.microsoft.com/office/drawing/2017/model3d" xmlns:o="urn:schemas-microsoft-com:office:office" xmlns:oel="http://schemas.microsoft.com/office/2019/extlst" xmlns:r="http://schemas.openxmlformats.org/officeDocument/2006/relationships" xmlns:m="http://schemas.openxmlformats.org/officeDocument/2006/math" xmlns:v="urn:schemas-microsoft-com:vml" xmlns:wp14="http://schemas.microsoft.com/office/word/2010/wordprocessingDrawing" xmlns:wp="http://schemas.openxmlformats.org/drawingml/2006/wordprocessingDrawing" xmlns:w10="urn:schemas-microsoft-com:office:word" xmlns:w="http://schemas.openxmlformats.org/wordprocessingml/2006/main" xmlns:w14="http://schemas.microsoft.com/office/word/2010/wordml" xmlns:w15="http://schemas.microsoft.com/office/word/2012/wordml" xmlns:w16cei="http://schemas.microsoft.com/office/word/2026/wordml/cei" xmlns:w16cex="http://schemas.microsoft.com/office/word/2018/wordml/cex" xmlns:w16cid="http://schemas.microsoft.com/office/word/2016/wordml/cid" xmlns:w16="http://schemas.microsoft.com/office/word/2018/wordml" xmlns:w16du="http://schemas.microsoft.com/office/word/2023/wordml/word16du" xmlns:w16sdtdh="http://schemas.microsoft.com/office/word/2020/wordml/sdtdatahash" xmlns:w16sdtfl="http://schemas.microsoft.com/office/word/2024/wordml/sdtformatlock" xmlns:w16se="http://schemas.microsoft.com/office/word/2015/wordml/symex" xmlns:wpg="http://schemas.microsoft.com/office/word/2010/wordprocessingGroup" xmlns:wpi="http://schemas.microsoft.com/office/word/2010/wordprocessingInk" xmlns:wne="http://schemas.microsoft.com/office/word/2006/wordml" xmlns:wps="http://schemas.microsoft.com/office/word/2010/wordprocessingShape" mc:Ignorable="w14 w15 w16se w16cid w16 w16cex w16sdtdh w16sdtfl w16du wp14">
+<w:document xmlns:wpc="http://schemas.microsoft.com/office/word/2010/wordprocessingCanvas" xmlns:cx="http://schemas.microsoft.com/office/drawing/2014/chartex" xmlns:cx1="http://schemas.microsoft.com/office/drawing/2015/9/8/chartex" xmlns:cx2="http://schemas.microsoft.com/office/drawing/2015/10/21/chartex" xmlns:cx3="http://schemas.microsoft.com/office/drawing/2016/5/9/chartex" xmlns:cx4="http://schemas.microsoft.com/office/drawing/2016/5/10/chartex" xmlns:cx5="http://schemas.microsoft.com/office/drawing/2016/5/11/chartex" xmlns:cx6="http://schemas.microsoft.com/office/drawing/2016/5/12/chartex" xmlns:cx7="http://schemas.microsoft.com/office/drawing/2016/5/13/chartex" xmlns:cx8="http://schemas.microsoft.com/office/drawing/2016/5/14/chartex" xmlns:mc="http://schemas.openxmlformats.org/markup-compatibility/2006" xmlns:aink="http://schemas.microsoft.com/office/drawing/2016/ink" xmlns:am3d="http://schemas.microsoft.com/office/drawing/2017/model3d" xmlns:o="urn:schemas-microsoft-com:office:office" xmlns:oel="http://schemas.microsoft.com/office/2019/extlst" xmlns:r="http://schemas.openxmlformats.org/officeDocument/2006/relationships" xmlns:m="http://schemas.openxmlformats.org/officeDocument/2006/math" xmlns:v="urn:schemas-microsoft-com:vml" xmlns:wp14="http://schemas.microsoft.com/office/word/2010/wordprocessingDrawing" xmlns:wp="http://schemas.openxmlformats.org/drawingml/2006/wordprocessingDrawing" xmlns:w10="urn:schemas-microsoft-com:office:word" xmlns:w="http://schemas.openxmlformats.org/wordprocessingml/2006/main" xmlns:w14="http://schemas.microsoft.com/office/word/2010/wordml" xmlns:w15="http://schemas.microsoft.com/office/word/2012/wordml" xmlns:w16cex="http://schemas.microsoft.com/office/word/2018/wordml/cex" xmlns:w16cid="http://schemas.microsoft.com/office/word/2016/wordml/cid" xmlns:w16="http://schemas.microsoft.com/office/word/2018/wordml" xmlns:w16du="http://schemas.microsoft.com/office/word/2023/wordml/word16du" xmlns:w16sdtdh="http://schemas.microsoft.com/office/word/2020/wordml/sdtdatahash" xmlns:w16sdtfl="http://schemas.microsoft.com/office/word/2024/wordml/sdtformatlock" xmlns:w16se="http://schemas.microsoft.com/office/word/2015/wordml/symex" xmlns:wpg="http://schemas.microsoft.com/office/word/2010/wordprocessingGroup" xmlns:wpi="http://schemas.microsoft.com/office/word/2010/wordprocessingInk" xmlns:wne="http://schemas.microsoft.com/office/word/2006/wordml" xmlns:wps="http://schemas.microsoft.com/office/word/2010/wordprocessingShape" mc:Ignorable="w14 w15 w16se w16cid w16 w16cex w16sdtdh w16sdtfl w16du wp14">
   <w:body>
     <w:p>
       <w:r>
@@ -576,49 +576,79 @@
     </w:p>
     <w:p>
       <w:r>
+        <w:rPr>
+          <w:highlight w:val="green"/>
+        </w:rPr>
         <w:t>Salario promedio.</w:t>
       </w:r>
     </w:p>
     <w:p>
       <w:r>
+        <w:rPr>
+          <w:highlight w:val="green"/>
+        </w:rPr>
         <w:t>Salario máximo.</w:t>
       </w:r>
     </w:p>
     <w:p>
       <w:r>
+        <w:rPr>
+          <w:highlight w:val="green"/>
+        </w:rPr>
         <w:t>Países</w:t>
       </w:r>
       <w:r>
+        <w:rPr>
+          <w:highlight w:val="green"/>
+        </w:rPr>
         <w:t>.</w:t>
       </w:r>
     </w:p>
     <w:p>
       <w:r>
+        <w:rPr>
+          <w:highlight w:val="green"/>
+        </w:rPr>
         <w:t>Empresas.</w:t>
       </w:r>
     </w:p>
     <w:p>
       <w:r>
+        <w:rPr>
+          <w:highlight w:val="green"/>
+        </w:rPr>
         <w:t>Barras por país.</w:t>
       </w:r>
     </w:p>
     <w:p>
       <w:r>
+        <w:rPr>
+          <w:highlight w:val="green"/>
+        </w:rPr>
         <w:t>Barras por experiencia.</w:t>
       </w:r>
     </w:p>
     <w:p>
       <w:r>
+        <w:rPr>
+          <w:highlight w:val="green"/>
+        </w:rPr>
         <w:t>Dona por modalidad remota.</w:t>
       </w:r>
     </w:p>
     <w:p>
       <w:proofErr w:type="spellStart"/>
       <w:r>
+        <w:rPr>
+          <w:highlight w:val="green"/>
+        </w:rPr>
         <w:t>Segmentadores</w:t>
       </w:r>
       <w:proofErr w:type="spellEnd"/>
       <w:r>
+        <w:rPr>
+          <w:highlight w:val="green"/>
+        </w:rPr>
         <w:t>.</w:t>
       </w:r>
     </w:p>

--- a/TP Final 2.docx
+++ b/TP Final 2.docx
@@ -680,6 +680,9 @@
     </w:p>
     <w:p>
       <w:r>
+        <w:rPr>
+          <w:highlight w:val="green"/>
+        </w:rPr>
         <w:t>Limpieza.</w:t>
       </w:r>
     </w:p>
@@ -700,7 +703,7 @@
     </w:p>
     <w:p>
       <w:r>
-        <w:t>Recomendaciones para una empresa que quiera contratar científicos de datos</w:t>
+        <w:t>Recomendaciones para una empresa que quiera contratar científicos de dat</w:t>
       </w:r>
     </w:p>
     <w:sectPr>
